--- a/docx/03-sequence.docx
+++ b/docx/03-sequence.docx
@@ -1046,7 +1046,7 @@
       <w:r>
         <w:drawing>
           <wp:inline>
-            <wp:extent cx="5334000" cy="3925660"/>
+            <wp:extent cx="5334000" cy="4912178"/>
             <wp:effectExtent b="0" l="0" r="0" t="0"/>
             <wp:docPr descr="Hình 03.1" title="" id="13" name="Picture"/>
             <a:graphic>
@@ -1067,7 +1067,7 @@
                   <pic:spPr bwMode="auto">
                     <a:xfrm>
                       <a:off x="0" y="0"/>
-                      <a:ext cx="5334000" cy="3925660"/>
+                      <a:ext cx="5334000" cy="4912178"/>
                     </a:xfrm>
                     <a:prstGeom prst="rect">
                       <a:avLst/>
@@ -1474,7 +1474,7 @@
       <w:r>
         <w:drawing>
           <wp:inline>
-            <wp:extent cx="5334000" cy="4293053"/>
+            <wp:extent cx="5334000" cy="5129892"/>
             <wp:effectExtent b="0" l="0" r="0" t="0"/>
             <wp:docPr descr="Hình 03.4" title="" id="25" name="Picture"/>
             <a:graphic>
@@ -1495,7 +1495,7 @@
                   <pic:spPr bwMode="auto">
                     <a:xfrm>
                       <a:off x="0" y="0"/>
-                      <a:ext cx="5334000" cy="4293053"/>
+                      <a:ext cx="5334000" cy="5129892"/>
                     </a:xfrm>
                     <a:prstGeom prst="rect">
                       <a:avLst/>
@@ -1587,7 +1587,89 @@
         </w:numPr>
       </w:pPr>
       <w:r>
-        <w:t xml:space="preserve">Mỗi kết nối được một luồng trong thread pool xử lý. Số luồng tối đa giới hạn bằng cấu hình.</w:t>
+        <w:t xml:space="preserve">Mỗi kết nối được một luồng trong thread pool xử lý. Số phiên đồng thời giới hạn bằng</w:t>
+      </w:r>
+      <w:r>
+        <w:t xml:space="preserve"> </w:t>
+      </w:r>
+      <w:r>
+        <w:rPr>
+          <w:rStyle w:val="VerbatimChar"/>
+        </w:rPr>
+        <w:t xml:space="preserve">Semaphore</w:t>
+      </w:r>
+      <w:r>
+        <w:t xml:space="preserve"> </w:t>
+      </w:r>
+      <w:r>
+        <w:t xml:space="preserve">(bằng số luồng,</w:t>
+      </w:r>
+      <w:r>
+        <w:t xml:space="preserve"> </w:t>
+      </w:r>
+      <w:r>
+        <w:rPr>
+          <w:rStyle w:val="VerbatimChar"/>
+        </w:rPr>
+        <w:t xml:space="preserve">app.tcp.threads</w:t>
+      </w:r>
+      <w:r>
+        <w:t xml:space="preserve">): hết chỗ thì trả ngay</w:t>
+      </w:r>
+      <w:r>
+        <w:t xml:space="preserve"> </w:t>
+      </w:r>
+      <w:r>
+        <w:rPr>
+          <w:rStyle w:val="VerbatimChar"/>
+        </w:rPr>
+        <w:t xml:space="preserve">ERR 503</w:t>
+      </w:r>
+      <w:r>
+        <w:t xml:space="preserve"> </w:t>
+      </w:r>
+      <w:r>
+        <w:t xml:space="preserve">thay vì để client chờ trong hàng đợi.</w:t>
+      </w:r>
+    </w:p>
+    <w:p>
+      <w:pPr>
+        <w:pStyle w:val="Compact"/>
+        <w:numPr>
+          <w:ilvl w:val="0"/>
+          <w:numId w:val="1003"/>
+        </w:numPr>
+      </w:pPr>
+      <w:r>
+        <w:t xml:space="preserve">Lớp và quyền được kiểm tra</w:t>
+      </w:r>
+      <w:r>
+        <w:t xml:space="preserve"> </w:t>
+      </w:r>
+      <w:r>
+        <w:rPr>
+          <w:b/>
+          <w:bCs/>
+        </w:rPr>
+        <w:t xml:space="preserve">ngay khi nhận dòng</w:t>
+      </w:r>
+      <w:r>
+        <w:rPr>
+          <w:b/>
+          <w:bCs/>
+        </w:rPr>
+        <w:t xml:space="preserve"> </w:t>
+      </w:r>
+      <w:r>
+        <w:rPr>
+          <w:rStyle w:val="VerbatimChar"/>
+          <w:b/>
+          <w:bCs/>
+        </w:rPr>
+        <w:t xml:space="preserve">IMPORT</w:t>
+      </w:r>
+      <w:r>
+        <w:t xml:space="preserve">, trước khi đọc phần CSV, để từ chối sớm mà không phải nhận cả file.</w:t>
       </w:r>
     </w:p>
     <w:p>
@@ -1826,7 +1908,7 @@
       <w:r>
         <w:drawing>
           <wp:inline>
-            <wp:extent cx="5334000" cy="3252107"/>
+            <wp:extent cx="5334000" cy="3388178"/>
             <wp:effectExtent b="0" l="0" r="0" t="0"/>
             <wp:docPr descr="Hình 03.6" title="" id="33" name="Picture"/>
             <a:graphic>
@@ -1847,7 +1929,7 @@
                   <pic:spPr bwMode="auto">
                     <a:xfrm>
                       <a:off x="0" y="0"/>
-                      <a:ext cx="5334000" cy="3252107"/>
+                      <a:ext cx="5334000" cy="3388178"/>
                     </a:xfrm>
                     <a:prstGeom prst="rect">
                       <a:avLst/>
@@ -1936,7 +2018,22 @@
         <w:t xml:space="preserve"> </w:t>
       </w:r>
       <w:r>
-        <w:t xml:space="preserve">sẽ được thêm ở migration của Mức 2. Mức 1 chỉ lưu đè.</w:t>
+        <w:t xml:space="preserve">thêm ở migration V8 (bước 10). Server khoá dòng rồi mới so số, nên 2 lần lưu đồng thời cùng số chỉ 1 lần thành công. Client không gửi</w:t>
+      </w:r>
+      <w:r>
+        <w:t xml:space="preserve"> </w:t>
+      </w:r>
+      <w:r>
+        <w:rPr>
+          <w:rStyle w:val="VerbatimChar"/>
+        </w:rPr>
+        <w:t xml:space="preserve">draftVersion</w:t>
+      </w:r>
+      <w:r>
+        <w:t xml:space="preserve"> </w:t>
+      </w:r>
+      <w:r>
+        <w:t xml:space="preserve">thì server lưu đè như Mức 1.</w:t>
       </w:r>
     </w:p>
     <w:p>
@@ -2807,7 +2904,7 @@
       <w:r>
         <w:drawing>
           <wp:inline>
-            <wp:extent cx="5334000" cy="2755446"/>
+            <wp:extent cx="5334000" cy="2789464"/>
             <wp:effectExtent b="0" l="0" r="0" t="0"/>
             <wp:docPr descr="Hình 03.12" title="" id="57" name="Picture"/>
             <a:graphic>
@@ -2828,7 +2925,7 @@
                   <pic:spPr bwMode="auto">
                     <a:xfrm>
                       <a:off x="0" y="0"/>
-                      <a:ext cx="5334000" cy="2755446"/>
+                      <a:ext cx="5334000" cy="2789464"/>
                     </a:xfrm>
                     <a:prstGeom prst="rect">
                       <a:avLst/>

--- a/docx/03-sequence.docx
+++ b/docx/03-sequence.docx
@@ -2904,7 +2904,7 @@
       <w:r>
         <w:drawing>
           <wp:inline>
-            <wp:extent cx="5334000" cy="2789464"/>
+            <wp:extent cx="5334000" cy="3027589"/>
             <wp:effectExtent b="0" l="0" r="0" t="0"/>
             <wp:docPr descr="Hình 03.12" title="" id="57" name="Picture"/>
             <a:graphic>
@@ -2925,7 +2925,7 @@
                   <pic:spPr bwMode="auto">
                     <a:xfrm>
                       <a:off x="0" y="0"/>
-                      <a:ext cx="5334000" cy="2789464"/>
+                      <a:ext cx="5334000" cy="3027589"/>
                     </a:xfrm>
                     <a:prstGeom prst="rect">
                       <a:avLst/>

--- a/docx/03-sequence.docx
+++ b/docx/03-sequence.docx
@@ -994,7 +994,7 @@
               <w:pStyle w:val="Compact"/>
             </w:pPr>
             <w:r>
-              <w:t xml:space="preserve">Chế độ thi và tự nộp khi hết giờ</w:t>
+              <w:t xml:space="preserve">Chế độ thi và báo quá giờ</w:t>
             </w:r>
           </w:p>
         </w:tc>
@@ -2952,13 +2952,13 @@
       </w:r>
     </w:p>
     <w:bookmarkEnd w:id="59"/>
-    <w:bookmarkStart w:id="63" w:name="X755da2f26ec1eb3e0658b801568b1caeb6c757e"/>
+    <w:bookmarkStart w:id="63" w:name="sd-13--chế-độ-thi-và-báo-quá-giờ-mức-3"/>
     <w:p>
       <w:pPr>
         <w:pStyle w:val="Heading2"/>
       </w:pPr>
       <w:r>
-        <w:t xml:space="preserve">SD-13 · Chế độ thi và tự nộp khi hết giờ (Mức 3)</w:t>
+        <w:t xml:space="preserve">SD-13 · Chế độ thi và báo quá giờ (Mức 3)</w:t>
       </w:r>
     </w:p>
     <w:p>
@@ -2968,7 +2968,7 @@
       <w:r>
         <w:drawing>
           <wp:inline>
-            <wp:extent cx="5334000" cy="2619375"/>
+            <wp:extent cx="5334000" cy="2469696"/>
             <wp:effectExtent b="0" l="0" r="0" t="0"/>
             <wp:docPr descr="Hình 03.13" title="" id="61" name="Picture"/>
             <a:graphic>
@@ -2989,7 +2989,7 @@
                   <pic:spPr bwMode="auto">
                     <a:xfrm>
                       <a:off x="0" y="0"/>
-                      <a:ext cx="5334000" cy="2619375"/>
+                      <a:ext cx="5334000" cy="2469696"/>
                     </a:xfrm>
                     <a:prstGeom prst="rect">
                       <a:avLst/>
